--- a/thesis_monetary_policy/NOTE_DE_SYNTHESE.docx
+++ b/thesis_monetary_policy/NOTE_DE_SYNTHESE.docx
@@ -4168,7 +4168,7 @@
               <w:rPr>
                 <w:rFonts w:ascii="Times New Roman" w:eastAsia="Times New Roman" w:hAnsi="Times New Roman" w:cs="Times New Roman"/>
               </w:rPr>
-              <w:t xml:space="preserve">Les variables laissées en niveau, très persistantes, posent aussi problème : le test ADF rejette la racine unitaire mais le test KPSS rejette la stationnarité (à 10 %) pour les taux de la BCE et de la Fed et pour le taux de chômage américain.</w:t>
+              <w:t>Les variables laissées en niveau, très persistantes, posent aussi problème : le test ADF rejette la racine unitaire mais le test KPSS rejette la stationnarité (à 10 %) pour les taux de la BCE et de la Fed et pour le taux de chômage américain. Le résultat ne dépend pas du retard choisi : sans retard, avec un retard et avec deux, le coefficient du taux de la BCE vaut -1,47, -1,42 et -1,37 point pour le CAC 40.</w:t>
             </w:r>
             <w:proofErr w:type="gramStart"/>
             <w:proofErr w:type="gramEnd"/>
